--- a/draft/ch0-front-matter.docx
+++ b/draft/ch0-front-matter.docx
@@ -1,6 +1,6 @@
 
 <file path=word/document.xml><?xml version="1.0" encoding="utf-8"?>
-<w:document xmlns:o="urn:schemas-microsoft-com:office:office" xmlns:r="http://schemas.openxmlformats.org/officeDocument/2006/relationships" xmlns:v="urn:schemas-microsoft-com:vml" xmlns:w="http://schemas.openxmlformats.org/wordprocessingml/2006/main" xmlns:w10="urn:schemas-microsoft-com:office:word" xmlns:wp="http://schemas.openxmlformats.org/drawingml/2006/wordprocessingDrawing" xmlns:wps="http://schemas.microsoft.com/office/word/2010/wordprocessingShape" xmlns:wpg="http://schemas.microsoft.com/office/word/2010/wordprocessingGroup" xmlns:mc="http://schemas.openxmlformats.org/markup-compatibility/2006" xmlns:wp14="http://schemas.microsoft.com/office/word/2010/wordprocessingDrawing" xmlns:w14="http://schemas.microsoft.com/office/word/2010/wordml" xmlns:w15="http://schemas.microsoft.com/office/word/2012/wordml" mc:Ignorable="w14 wp14 w15">
+<w:document xmlns:o="urn:schemas-microsoft-com:office:office" xmlns:r="http://schemas.openxmlformats.org/officeDocument/2006/relationships" xmlns:v="urn:schemas-microsoft-com:vml" xmlns:w="http://schemas.openxmlformats.org/wordprocessingml/2006/main" xmlns:w10="urn:schemas-microsoft-com:office:word" xmlns:wp="http://schemas.openxmlformats.org/drawingml/2006/wordprocessingDrawing" xmlns:pic="http://schemas.openxmlformats.org/drawingml/2006/picture" xmlns:wps="http://schemas.microsoft.com/office/word/2010/wordprocessingShape" xmlns:wpg="http://schemas.microsoft.com/office/word/2010/wordprocessingGroup" xmlns:mc="http://schemas.openxmlformats.org/markup-compatibility/2006" xmlns:wp14="http://schemas.microsoft.com/office/word/2010/wordprocessingDrawing" xmlns:w14="http://schemas.microsoft.com/office/word/2010/wordml" xmlns:w15="http://schemas.microsoft.com/office/word/2012/wordml" mc:Ignorable="w14 wp14 w15">
   <w:body>
     <w:p>
       <w:pPr>
@@ -134,11 +134,7 @@
       </w:pPr>
       <w:r>
         <w:rPr/>
-        <w:t>A d</w:t>
-      </w:r>
-      <w:r>
-        <w:rPr/>
-        <w:t>issertation submitted to</w:t>
+        <w:t>A dissertation submitted to</w:t>
       </w:r>
       <w:r>
         <w:br w:type="page"/>
@@ -423,49 +419,19 @@
           <w:rFonts w:eastAsia="Liberation Serif" w:cs="Liberation Serif"/>
         </w:rPr>
         <w:tab/>
-        <w:t>This interesting phenomenon is an apt metaphor for Nizhnii-native Maksim Gor’kii</w:t>
+        <w:t xml:space="preserve">This interesting phenomenon is an apt metaphor for Nizhnii-native Maksim Gor’kii and what fascinated me so deeply by his life, work, and impact on his readers. Much like the Oka’s intrusion into the Volga, Gor’kii changed the face and essence of Russia with his lifetime of work, which often concentrated the voices of the masses into a powerful rhetorical force. Monarchs across Europe feared him as a revolution-maker, and he was among the world’s most-read authors of fiction in the twentieth century. </w:t>
       </w:r>
       <w:r>
         <w:rPr>
           <w:rFonts w:eastAsia="Liberation Serif" w:cs="Liberation Serif"/>
         </w:rPr>
-        <w:t xml:space="preserve"> </w:t>
+        <w:t xml:space="preserve">To this day, his works are taught not only in countries of the former Soviet Union but also in China, Latin America, and the EU. </w:t>
       </w:r>
       <w:r>
         <w:rPr>
           <w:rFonts w:eastAsia="Liberation Serif" w:cs="Liberation Serif"/>
         </w:rPr>
-        <w:t>and what fascinated me so deeply by his life, work, and impact on his readers. Much like the Oka’s intrusion into the Volga, Gor’kii changed the face and essence of Russia with his lifetime of work, which often concentrated the voices of the masses into a powerful rhetorical force. Monarchs across Europe feared him as a revolution-maker, and he was among the world’s most-read authors of fiction in the twentieth century. With the ear of Soviet leaders, literary fame, and lofty social connections, he exercised influence few others have before. Nevertheless, I was more interested in his internal battle. Below Gor’kii’s own resistance to the status quo around him, currents defiantly clashed within his identity, as well. He not only arrived into but also embraced the liminality of the late 1800s and the turn of the twentieth century in the Russian Empire. Born in 1868 and immediately thinking about 1918, for a long time Gor’kii was conflicting currents of Old Russia and a Russia yet to be born. This dissertation project seeks to capture Gor’kii’s “mixing zone” of the irreconcilable, as he becomes what the world knows him to be, as he becomes the Russia that we know today, as he shows us our common humanity. Irrespective of whether you are connected to a “mixing zone”</w:t>
-      </w:r>
-      <w:r>
-        <w:rPr>
-          <w:rFonts w:eastAsia="Liberation Serif" w:cs="Liberation Serif"/>
-        </w:rPr>
-        <w:t xml:space="preserve">—I, too, grew up near a MMZ, at the </w:t>
-      </w:r>
-      <w:r>
-        <w:rPr>
-          <w:rFonts w:eastAsia="Liberation Serif" w:cs="Liberation Serif"/>
-        </w:rPr>
-        <w:t>M</w:t>
-      </w:r>
-      <w:r>
-        <w:rPr>
-          <w:rFonts w:eastAsia="Liberation Serif" w:cs="Liberation Serif"/>
-        </w:rPr>
-        <w:t xml:space="preserve">issouri </w:t>
-      </w:r>
-      <w:r>
-        <w:rPr>
-          <w:rFonts w:eastAsia="Liberation Serif" w:cs="Liberation Serif"/>
-        </w:rPr>
-        <w:t xml:space="preserve">and </w:t>
-      </w:r>
-      <w:r>
-        <w:rPr>
-          <w:rFonts w:eastAsia="Liberation Serif" w:cs="Liberation Serif"/>
-        </w:rPr>
-        <w:t>Illinois rivers’ confluence—everyone goes through at least one in their lifetime.</w:t>
+        <w:t>With the ear of Soviet leaders, literary fame, and lofty social connections, he exercised influence few others have before. Nevertheless, I was more interested in his internal battle. Below Gor’kii’s own resistance to the status quo around him, currents defiantly clashed within his identity, as well. He not only arrived into but also embraced the liminality of the late 1800s and the turn of the twentieth century in the Russian Empire. Born in 1868 and immediately thinking about 1918, for a long time Gor’kii was conflicting currents of Old Russia and a Russia yet to be born. This dissertation project seeks to capture Gor’kii’s “mixing zone” of the irreconcilable, as he becomes what the world knows him to be, as he becomes the Russia that we know today, as he shows us our common humanity. Irrespective of whether you are connected to a “mixing zone”—I, too, grew up near a MMZ, at the Missouri and Illinois rivers’ confluence—everyone goes through at least one in their lifetime.</w:t>
       </w:r>
     </w:p>
     <w:sectPr>
